--- a/public/sample-templates/contract_of_sale.docx
+++ b/public/sample-templates/contract_of_sale.docx
@@ -4,7 +4,7 @@
   <w:body>
     <w:p>
       <w:pPr>
-        <w:spacing w:after="40"/>
+        <w:spacing w:after="600" w:before="1600"/>
         <w:jc w:val="center"/>
       </w:pPr>
       <w:r>
@@ -12,48 +12,33 @@
           <w:rFonts w:ascii="Calibri" w:cs="Calibri" w:eastAsia="Calibri" w:hAnsi="Calibri"/>
           <w:b/>
           <w:bCs/>
-          <w:sz w:val="36"/>
-          <w:szCs w:val="36"/>
-        </w:rPr>
-        <w:t xml:space="preserve">{{company_name}}</w:t>
-      </w:r>
-    </w:p>
-    <w:p>
-      <w:pPr>
-        <w:spacing w:after="40"/>
+          <w:sz w:val="56"/>
+          <w:szCs w:val="56"/>
+        </w:rPr>
+        <w:t xml:space="preserve">CONTRACT OF SALE</w:t>
+      </w:r>
+    </w:p>
+    <w:p>
+      <w:pPr>
+        <w:spacing w:after="400"/>
         <w:jc w:val="center"/>
       </w:pPr>
       <w:r>
         <w:rPr>
           <w:rFonts w:ascii="Calibri" w:cs="Calibri" w:eastAsia="Calibri" w:hAnsi="Calibri"/>
-          <w:color w:val="555555"/>
-          <w:sz w:val="18"/>
-          <w:szCs w:val="18"/>
-        </w:rPr>
-        <w:t xml:space="preserve">{{company_address}}</w:t>
-      </w:r>
-    </w:p>
-    <w:p>
-      <w:pPr>
-        <w:pBdr>
-          <w:bottom w:val="single" w:color="2563EB" w:sz="8" w:space="8"/>
-        </w:pBdr>
-        <w:spacing w:after="300"/>
-        <w:jc w:val="center"/>
-      </w:pPr>
-      <w:r>
-        <w:rPr>
-          <w:rFonts w:ascii="Calibri" w:cs="Calibri" w:eastAsia="Calibri" w:hAnsi="Calibri"/>
-          <w:color w:val="555555"/>
-          <w:sz w:val="18"/>
-          <w:szCs w:val="18"/>
-        </w:rPr>
-        <w:t xml:space="preserve">{{company_phone}}  ·  {{company_email}}</w:t>
-      </w:r>
-    </w:p>
-    <w:p>
-      <w:pPr>
-        <w:spacing w:after="280" w:before="240"/>
+          <w:b/>
+          <w:bCs/>
+          <w:i/>
+          <w:iCs/>
+          <w:sz w:val="28"/>
+          <w:szCs w:val="28"/>
+        </w:rPr>
+        <w:t xml:space="preserve">BETWEEN</w:t>
+      </w:r>
+    </w:p>
+    <w:p>
+      <w:pPr>
+        <w:spacing w:after="80"/>
         <w:jc w:val="center"/>
       </w:pPr>
       <w:r>
@@ -65,235 +50,651 @@
           <w:sz w:val="28"/>
           <w:szCs w:val="28"/>
         </w:rPr>
-        <w:t xml:space="preserve">Contract of Sale</w:t>
-      </w:r>
-    </w:p>
-    <w:p>
-      <w:pPr>
-        <w:spacing w:after="160" w:line="300"/>
-      </w:pPr>
-      <w:r>
-        <w:rPr>
-          <w:rFonts w:ascii="Calibri" w:cs="Calibri" w:eastAsia="Calibri" w:hAnsi="Calibri"/>
-          <w:sz w:val="22"/>
-          <w:szCs w:val="22"/>
-        </w:rPr>
-        <w:t xml:space="preserve">THIS CONTRACT is made on </w:t>
-      </w:r>
-      <w:r>
-        <w:rPr>
-          <w:rFonts w:ascii="Calibri" w:cs="Calibri" w:eastAsia="Calibri" w:hAnsi="Calibri"/>
-          <w:b/>
-          <w:bCs/>
-          <w:sz w:val="22"/>
-          <w:szCs w:val="22"/>
-        </w:rPr>
-        <w:t xml:space="preserve">{{purchase_date}}</w:t>
-      </w:r>
-      <w:r>
-        <w:rPr>
-          <w:rFonts w:ascii="Calibri" w:cs="Calibri" w:eastAsia="Calibri" w:hAnsi="Calibri"/>
-          <w:sz w:val="22"/>
-          <w:szCs w:val="22"/>
-        </w:rPr>
-        <w:t xml:space="preserve"> BETWEEN:</w:t>
-      </w:r>
-    </w:p>
-    <w:p>
-      <w:pPr>
-        <w:spacing w:after="160" w:line="300"/>
-      </w:pPr>
-      <w:r>
-        <w:rPr>
-          <w:rFonts w:ascii="Calibri" w:cs="Calibri" w:eastAsia="Calibri" w:hAnsi="Calibri"/>
-          <w:b/>
-          <w:bCs/>
-          <w:sz w:val="22"/>
-          <w:szCs w:val="22"/>
-        </w:rPr>
         <w:t xml:space="preserve">{{company_name}}</w:t>
       </w:r>
-      <w:r>
-        <w:rPr>
-          <w:rFonts w:ascii="Calibri" w:cs="Calibri" w:eastAsia="Calibri" w:hAnsi="Calibri"/>
-          <w:sz w:val="22"/>
-          <w:szCs w:val="22"/>
-        </w:rPr>
-        <w:t xml:space="preserve"> of {{company_address}} (the "Vendor"); AND</w:t>
-      </w:r>
-    </w:p>
-    <w:p>
-      <w:pPr>
-        <w:spacing w:after="160" w:line="300"/>
-      </w:pPr>
-      <w:r>
-        <w:rPr>
-          <w:rFonts w:ascii="Calibri" w:cs="Calibri" w:eastAsia="Calibri" w:hAnsi="Calibri"/>
-          <w:b/>
-          <w:bCs/>
-          <w:sz w:val="22"/>
-          <w:szCs w:val="22"/>
-        </w:rPr>
-        <w:t xml:space="preserve">{{client_name}}</w:t>
-      </w:r>
-      <w:r>
-        <w:rPr>
-          <w:rFonts w:ascii="Calibri" w:cs="Calibri" w:eastAsia="Calibri" w:hAnsi="Calibri"/>
-          <w:sz w:val="22"/>
-          <w:szCs w:val="22"/>
-        </w:rPr>
-        <w:t xml:space="preserve"> of {{client_address}} (the "Purchaser"), client number {{client_number}}.</w:t>
-      </w:r>
-    </w:p>
-    <w:p>
-      <w:pPr>
-        <w:spacing w:after="160" w:line="300"/>
-      </w:pPr>
-      <w:r>
-        <w:rPr>
-          <w:rFonts w:ascii="Calibri" w:cs="Calibri" w:eastAsia="Calibri" w:hAnsi="Calibri"/>
-          <w:b/>
-          <w:bCs/>
-          <w:sz w:val="22"/>
-          <w:szCs w:val="22"/>
-        </w:rPr>
-        <w:t xml:space="preserve">1. Property. </w:t>
-      </w:r>
-      <w:r>
-        <w:rPr>
-          <w:rFonts w:ascii="Calibri" w:cs="Calibri" w:eastAsia="Calibri" w:hAnsi="Calibri"/>
-          <w:sz w:val="22"/>
-          <w:szCs w:val="22"/>
-        </w:rPr>
-        <w:t xml:space="preserve">The Vendor agrees to sell and the Purchaser agrees to buy {{units}} {{unit_label}} ({{total_size_sqm}} sqm in total) at {{property_name}}, {{property_location}}. Plot/unit number(s): {{plot_numbers}}.</w:t>
-      </w:r>
-    </w:p>
-    <w:p>
-      <w:pPr>
-        <w:spacing w:after="160" w:line="300"/>
-      </w:pPr>
-      <w:r>
-        <w:rPr>
-          <w:rFonts w:ascii="Calibri" w:cs="Calibri" w:eastAsia="Calibri" w:hAnsi="Calibri"/>
-          <w:b/>
-          <w:bCs/>
-          <w:sz w:val="22"/>
-          <w:szCs w:val="22"/>
-        </w:rPr>
-        <w:t xml:space="preserve">2. Price. </w:t>
-      </w:r>
-      <w:r>
-        <w:rPr>
-          <w:rFonts w:ascii="Calibri" w:cs="Calibri" w:eastAsia="Calibri" w:hAnsi="Calibri"/>
-          <w:sz w:val="22"/>
-          <w:szCs w:val="22"/>
-        </w:rPr>
-        <w:t xml:space="preserve">The total purchase price is {{total_price}} ({{total_price_words}}), payable under the {{plan_name}} plan.</w:t>
-      </w:r>
-    </w:p>
-    <w:p>
-      <w:pPr>
-        <w:spacing w:after="160" w:line="300"/>
-      </w:pPr>
-      <w:r>
-        <w:rPr>
-          <w:rFonts w:ascii="Calibri" w:cs="Calibri" w:eastAsia="Calibri" w:hAnsi="Calibri"/>
-          <w:b/>
-          <w:bCs/>
-          <w:sz w:val="22"/>
-          <w:szCs w:val="22"/>
-        </w:rPr>
-        <w:t xml:space="preserve">3. Payment. </w:t>
-      </w:r>
-      <w:r>
-        <w:rPr>
-          <w:rFonts w:ascii="Calibri" w:cs="Calibri" w:eastAsia="Calibri" w:hAnsi="Calibri"/>
-          <w:sz w:val="22"/>
-          <w:szCs w:val="22"/>
-        </w:rPr>
-        <w:t xml:space="preserve">A deposit of {{deposit}} is payable on signing. The balance is payable in {{duration_months}} equal monthly instalments. Payments are made by transfer to the Vendor's designated account.</w:t>
-      </w:r>
-    </w:p>
-    <w:p>
-      <w:pPr>
-        <w:spacing w:after="160" w:line="300"/>
-      </w:pPr>
-      <w:r>
-        <w:rPr>
-          <w:rFonts w:ascii="Calibri" w:cs="Calibri" w:eastAsia="Calibri" w:hAnsi="Calibri"/>
-          <w:b/>
-          <w:bCs/>
-          <w:sz w:val="22"/>
-          <w:szCs w:val="22"/>
-        </w:rPr>
-        <w:t xml:space="preserve">4. Default. </w:t>
-      </w:r>
-      <w:r>
-        <w:rPr>
-          <w:rFonts w:ascii="Calibri" w:cs="Calibri" w:eastAsia="Calibri" w:hAnsi="Calibri"/>
-          <w:sz w:val="22"/>
-          <w:szCs w:val="22"/>
-        </w:rPr>
-        <w:t xml:space="preserve">If the Purchaser fails to pay any instalment within {{grace_days}} days of its due date, the Vendor may, after written notice, revoke this contract in accordance with its refund policy.</w:t>
-      </w:r>
-    </w:p>
-    <w:p>
-      <w:pPr>
-        <w:spacing w:after="160" w:line="300"/>
-      </w:pPr>
-      <w:r>
-        <w:rPr>
-          <w:rFonts w:ascii="Calibri" w:cs="Calibri" w:eastAsia="Calibri" w:hAnsi="Calibri"/>
-          <w:b/>
-          <w:bCs/>
-          <w:sz w:val="22"/>
-          <w:szCs w:val="22"/>
-        </w:rPr>
-        <w:t xml:space="preserve">5. Allocation. </w:t>
-      </w:r>
-      <w:r>
-        <w:rPr>
-          <w:rFonts w:ascii="Calibri" w:cs="Calibri" w:eastAsia="Calibri" w:hAnsi="Calibri"/>
-          <w:sz w:val="22"/>
-          <w:szCs w:val="22"/>
-        </w:rPr>
-        <w:t xml:space="preserve">Physical allocation and the Deed of Assignment will be issued after full payment of the purchase price and all applicable fees.</w:t>
-      </w:r>
-    </w:p>
-    <w:p>
-      <w:pPr>
-        <w:spacing w:after="160" w:line="300"/>
-      </w:pPr>
-      <w:r>
-        <w:rPr>
-          <w:rFonts w:ascii="Calibri" w:cs="Calibri" w:eastAsia="Calibri" w:hAnsi="Calibri"/>
-          <w:b/>
-          <w:bCs/>
-          <w:sz w:val="22"/>
-          <w:szCs w:val="22"/>
-        </w:rPr>
-        <w:t xml:space="preserve">6. Next of kin. </w:t>
-      </w:r>
-      <w:r>
-        <w:rPr>
-          <w:rFonts w:ascii="Calibri" w:cs="Calibri" w:eastAsia="Calibri" w:hAnsi="Calibri"/>
-          <w:sz w:val="22"/>
-          <w:szCs w:val="22"/>
-        </w:rPr>
-        <w:t xml:space="preserve">The Purchaser names {{next_of_kin_name}} ({{next_of_kin_relationship}}, {{next_of_kin_phone}}) as next of kin.</w:t>
-      </w:r>
-    </w:p>
-    <w:p>
-      <w:pPr>
-        <w:spacing w:after="160" w:line="300"/>
-      </w:pPr>
-      <w:r>
-        <w:rPr>
-          <w:rFonts w:ascii="Calibri" w:cs="Calibri" w:eastAsia="Calibri" w:hAnsi="Calibri"/>
-          <w:sz w:val="22"/>
-          <w:szCs w:val="22"/>
-        </w:rPr>
-        <w:t xml:space="preserve">Signed by the parties on the date above.</w:t>
+    </w:p>
+    <w:p>
+      <w:pPr>
+        <w:spacing w:after="400"/>
+        <w:jc w:val="center"/>
+      </w:pPr>
+      <w:r>
+        <w:rPr>
+          <w:rFonts w:ascii="Calibri" w:cs="Calibri" w:eastAsia="Calibri" w:hAnsi="Calibri"/>
+          <w:b/>
+          <w:bCs/>
+          <w:sz w:val="24"/>
+          <w:szCs w:val="24"/>
+        </w:rPr>
+        <w:t xml:space="preserve">(VENDOR)</w:t>
+      </w:r>
+    </w:p>
+    <w:p>
+      <w:pPr>
+        <w:spacing w:after="400"/>
+        <w:jc w:val="center"/>
+      </w:pPr>
+      <w:r>
+        <w:rPr>
+          <w:rFonts w:ascii="Calibri" w:cs="Calibri" w:eastAsia="Calibri" w:hAnsi="Calibri"/>
+          <w:b/>
+          <w:bCs/>
+          <w:i/>
+          <w:iCs/>
+          <w:sz w:val="28"/>
+          <w:szCs w:val="28"/>
+        </w:rPr>
+        <w:t xml:space="preserve">AND</w:t>
+      </w:r>
+    </w:p>
+    <w:p>
+      <w:pPr>
+        <w:spacing w:after="80"/>
+        <w:jc w:val="center"/>
+      </w:pPr>
+      <w:r>
+        <w:rPr>
+          <w:rFonts w:ascii="Calibri" w:cs="Calibri" w:eastAsia="Calibri" w:hAnsi="Calibri"/>
+          <w:b/>
+          <w:bCs/>
+          <w:sz w:val="28"/>
+          <w:szCs w:val="28"/>
+        </w:rPr>
+        <w:t xml:space="preserve">{{client_name_upper}}</w:t>
+      </w:r>
+    </w:p>
+    <w:p>
+      <w:pPr>
+        <w:spacing w:after="800"/>
+        <w:jc w:val="center"/>
+      </w:pPr>
+      <w:r>
+        <w:rPr>
+          <w:rFonts w:ascii="Calibri" w:cs="Calibri" w:eastAsia="Calibri" w:hAnsi="Calibri"/>
+          <w:b/>
+          <w:bCs/>
+          <w:sz w:val="24"/>
+          <w:szCs w:val="24"/>
+        </w:rPr>
+        <w:t xml:space="preserve">(PURCHASER)</w:t>
+      </w:r>
+    </w:p>
+    <w:p>
+      <w:pPr>
+        <w:jc w:val="center"/>
+      </w:pPr>
+      <w:r>
+        <w:rPr>
+          <w:rFonts w:ascii="Calibri" w:cs="Calibri" w:eastAsia="Calibri" w:hAnsi="Calibri"/>
+          <w:b/>
+          <w:bCs/>
+          <w:i/>
+          <w:iCs/>
+          <w:caps/>
+          <w:sz w:val="24"/>
+          <w:szCs w:val="24"/>
+        </w:rPr>
+        <w:t xml:space="preserve">IN RESPECT OF ALL THAT {{units}} {{unit_label}}{{#total_size_sqm}} MEASURING {{total_size_sqm}} SQUARE METRES{{/total_size_sqm}} IN {{property_name_upper}}, LYING AND BEING AT {{property_location_upper}}.</w:t>
+      </w:r>
+    </w:p>
+    <w:p>
+      <w:pPr>
+        <w:pageBreakBefore/>
+        <w:spacing w:after="200"/>
+      </w:pPr>
+      <w:r>
+        <w:rPr>
+          <w:rFonts w:ascii="Calibri" w:cs="Calibri" w:eastAsia="Calibri" w:hAnsi="Calibri"/>
+          <w:b/>
+          <w:bCs/>
+          <w:i/>
+          <w:iCs/>
+          <w:sz w:val="26"/>
+          <w:szCs w:val="26"/>
+        </w:rPr>
+        <w:t xml:space="preserve">THIS CONTRACT OF SALE</w:t>
+      </w:r>
+      <w:r>
+        <w:rPr>
+          <w:rFonts w:ascii="Calibri" w:cs="Calibri" w:eastAsia="Calibri" w:hAnsi="Calibri"/>
+          <w:sz w:val="22"/>
+          <w:szCs w:val="22"/>
+        </w:rPr>
+        <w:t xml:space="preserve"> is made this </w:t>
+      </w:r>
+      <w:r>
+        <w:rPr>
+          <w:rFonts w:ascii="Calibri" w:cs="Calibri" w:eastAsia="Calibri" w:hAnsi="Calibri"/>
+          <w:b/>
+          <w:bCs/>
+          <w:sz w:val="22"/>
+          <w:szCs w:val="22"/>
+        </w:rPr>
+        <w:t xml:space="preserve">{{purchase_date_long}}</w:t>
+      </w:r>
+    </w:p>
+    <w:p>
+      <w:pPr>
+        <w:spacing w:after="160" w:line="300"/>
+      </w:pPr>
+      <w:r>
+        <w:rPr>
+          <w:rFonts w:ascii="Calibri" w:cs="Calibri" w:eastAsia="Calibri" w:hAnsi="Calibri"/>
+          <w:b/>
+          <w:bCs/>
+          <w:sz w:val="22"/>
+          <w:szCs w:val="22"/>
+        </w:rPr>
+        <w:t xml:space="preserve">BETWEEN</w:t>
+      </w:r>
+    </w:p>
+    <w:p>
+      <w:pPr>
+        <w:spacing w:after="160" w:line="300"/>
+      </w:pPr>
+      <w:r>
+        <w:rPr>
+          <w:rFonts w:ascii="Calibri" w:cs="Calibri" w:eastAsia="Calibri" w:hAnsi="Calibri"/>
+          <w:b/>
+          <w:bCs/>
+          <w:sz w:val="22"/>
+          <w:szCs w:val="22"/>
+        </w:rPr>
+        <w:t xml:space="preserve">{{company_name}}</w:t>
+      </w:r>
+      <w:r>
+        <w:rPr>
+          <w:rFonts w:ascii="Calibri" w:cs="Calibri" w:eastAsia="Calibri" w:hAnsi="Calibri"/>
+          <w:sz w:val="22"/>
+          <w:szCs w:val="22"/>
+        </w:rPr>
+        <w:t xml:space="preserve">{{#company_rc_number}} (RC {{company_rc_number}}){{/company_rc_number}}, a company duly registered in Nigeria with its office at {{company_address}} (hereinafter referred to as the "Vendor", which expression shall where the context so admits include its successors-in-title, legal representatives and assigns) of the </w:t>
+      </w:r>
+      <w:r>
+        <w:rPr>
+          <w:rFonts w:ascii="Calibri" w:cs="Calibri" w:eastAsia="Calibri" w:hAnsi="Calibri"/>
+          <w:b/>
+          <w:bCs/>
+          <w:sz w:val="22"/>
+          <w:szCs w:val="22"/>
+        </w:rPr>
+        <w:t xml:space="preserve">ONE PART</w:t>
+      </w:r>
+      <w:r>
+        <w:rPr>
+          <w:rFonts w:ascii="Calibri" w:cs="Calibri" w:eastAsia="Calibri" w:hAnsi="Calibri"/>
+          <w:sz w:val="22"/>
+          <w:szCs w:val="22"/>
+        </w:rPr>
+        <w:t xml:space="preserve">.</w:t>
+      </w:r>
+    </w:p>
+    <w:p>
+      <w:pPr>
+        <w:spacing w:after="160" w:line="300"/>
+      </w:pPr>
+      <w:r>
+        <w:rPr>
+          <w:rFonts w:ascii="Calibri" w:cs="Calibri" w:eastAsia="Calibri" w:hAnsi="Calibri"/>
+          <w:b/>
+          <w:bCs/>
+          <w:sz w:val="22"/>
+          <w:szCs w:val="22"/>
+        </w:rPr>
+        <w:t xml:space="preserve">AND</w:t>
+      </w:r>
+    </w:p>
+    <w:p>
+      <w:pPr>
+        <w:spacing w:after="160" w:line="300"/>
+      </w:pPr>
+      <w:r>
+        <w:rPr>
+          <w:rFonts w:ascii="Calibri" w:cs="Calibri" w:eastAsia="Calibri" w:hAnsi="Calibri"/>
+          <w:b/>
+          <w:bCs/>
+          <w:sz w:val="22"/>
+          <w:szCs w:val="22"/>
+        </w:rPr>
+        <w:t xml:space="preserve">{{client_name_upper}}</w:t>
+      </w:r>
+      <w:r>
+        <w:rPr>
+          <w:rFonts w:ascii="Calibri" w:cs="Calibri" w:eastAsia="Calibri" w:hAnsi="Calibri"/>
+          <w:sz w:val="22"/>
+          <w:szCs w:val="22"/>
+        </w:rPr>
+        <w:t xml:space="preserve"> of {{client_address}} (hereinafter referred to as the "Purchaser", which expression shall where the context so admits include {{his_her}} successors-in-title, personal and legal representatives and assigns) of the </w:t>
+      </w:r>
+      <w:r>
+        <w:rPr>
+          <w:rFonts w:ascii="Calibri" w:cs="Calibri" w:eastAsia="Calibri" w:hAnsi="Calibri"/>
+          <w:b/>
+          <w:bCs/>
+          <w:sz w:val="22"/>
+          <w:szCs w:val="22"/>
+        </w:rPr>
+        <w:t xml:space="preserve">OTHER PART</w:t>
+      </w:r>
+      <w:r>
+        <w:rPr>
+          <w:rFonts w:ascii="Calibri" w:cs="Calibri" w:eastAsia="Calibri" w:hAnsi="Calibri"/>
+          <w:sz w:val="22"/>
+          <w:szCs w:val="22"/>
+        </w:rPr>
+        <w:t xml:space="preserve">.</w:t>
+      </w:r>
+    </w:p>
+    <w:p>
+      <w:pPr>
+        <w:spacing w:after="160" w:line="300"/>
+      </w:pPr>
+      <w:r>
+        <w:rPr>
+          <w:rFonts w:ascii="Calibri" w:cs="Calibri" w:eastAsia="Calibri" w:hAnsi="Calibri"/>
+          <w:b/>
+          <w:bCs/>
+          <w:sz w:val="22"/>
+          <w:szCs w:val="22"/>
+        </w:rPr>
+        <w:t xml:space="preserve">WHEREAS</w:t>
+      </w:r>
+    </w:p>
+    <w:p>
+      <w:pPr>
+        <w:spacing w:after="160" w:line="300"/>
+      </w:pPr>
+      <w:r>
+        <w:rPr>
+          <w:rFonts w:ascii="Calibri" w:cs="Calibri" w:eastAsia="Calibri" w:hAnsi="Calibri"/>
+          <w:sz w:val="22"/>
+          <w:szCs w:val="22"/>
+        </w:rPr>
+        <w:t xml:space="preserve">1. The land, subject matter of this contract, forms part of the estate known as {{property_name}}, lying and being at {{property_location}}.</w:t>
+      </w:r>
+    </w:p>
+    <w:p>
+      <w:pPr>
+        <w:spacing w:after="160" w:line="300"/>
+      </w:pPr>
+      <w:r>
+        <w:rPr>
+          <w:rFonts w:ascii="Calibri" w:cs="Calibri" w:eastAsia="Calibri" w:hAnsi="Calibri"/>
+          <w:sz w:val="22"/>
+          <w:szCs w:val="22"/>
+        </w:rPr>
+        <w:t xml:space="preserve">2. The Vendor is the owner, manager and developer of the estate and has the authority to sell and assign parcels of land within it.</w:t>
+      </w:r>
+    </w:p>
+    <w:p>
+      <w:pPr>
+        <w:spacing w:after="160" w:line="300"/>
+      </w:pPr>
+      <w:r>
+        <w:rPr>
+          <w:rFonts w:ascii="Calibri" w:cs="Calibri" w:eastAsia="Calibri" w:hAnsi="Calibri"/>
+          <w:sz w:val="22"/>
+          <w:szCs w:val="22"/>
+        </w:rPr>
+        <w:t xml:space="preserve">3. The Vendor is desirous of assigning its interest in {{units}} {{unit_label}}{{#total_size_sqm}} ({{total_size_sqm}} square metres){{/total_size_sqm}} within the estate to the Purchaser, and the Purchaser has agreed to purchase it on the terms of this contract.</w:t>
+      </w:r>
+    </w:p>
+    <w:p>
+      <w:pPr>
+        <w:spacing w:after="160" w:line="300"/>
+      </w:pPr>
+      <w:r>
+        <w:rPr>
+          <w:rFonts w:ascii="Calibri" w:cs="Calibri" w:eastAsia="Calibri" w:hAnsi="Calibri"/>
+          <w:b/>
+          <w:bCs/>
+          <w:sz w:val="22"/>
+          <w:szCs w:val="22"/>
+        </w:rPr>
+        <w:t xml:space="preserve">NOW THIS CONTRACT WITNESSES AS FOLLOWS:</w:t>
+      </w:r>
+    </w:p>
+    <w:p>
+      <w:pPr>
+        <w:spacing w:after="160" w:line="300"/>
+      </w:pPr>
+      <w:r>
+        <w:rPr>
+          <w:rFonts w:ascii="Calibri" w:cs="Calibri" w:eastAsia="Calibri" w:hAnsi="Calibri"/>
+          <w:b/>
+          <w:bCs/>
+          <w:sz w:val="22"/>
+          <w:szCs w:val="22"/>
+        </w:rPr>
+        <w:t xml:space="preserve">1. CONSIDERATION. </w:t>
+      </w:r>
+      <w:r>
+        <w:rPr>
+          <w:rFonts w:ascii="Calibri" w:cs="Calibri" w:eastAsia="Calibri" w:hAnsi="Calibri"/>
+          <w:sz w:val="22"/>
+          <w:szCs w:val="22"/>
+        </w:rPr>
+        <w:t xml:space="preserve">In consideration of the sum of </w:t>
+      </w:r>
+      <w:r>
+        <w:rPr>
+          <w:rFonts w:ascii="Calibri" w:cs="Calibri" w:eastAsia="Calibri" w:hAnsi="Calibri"/>
+          <w:b/>
+          <w:bCs/>
+          <w:sz w:val="22"/>
+          <w:szCs w:val="22"/>
+        </w:rPr>
+        <w:t xml:space="preserve">{{total_price}} ({{total_price_words}})</w:t>
+      </w:r>
+      <w:r>
+        <w:rPr>
+          <w:rFonts w:ascii="Calibri" w:cs="Calibri" w:eastAsia="Calibri" w:hAnsi="Calibri"/>
+          <w:sz w:val="22"/>
+          <w:szCs w:val="22"/>
+        </w:rPr>
+        <w:t xml:space="preserve"> being the purchase price of the land:</w:t>
+      </w:r>
+    </w:p>
+    <w:p>
+      <w:pPr>
+        <w:spacing w:after="160" w:line="300"/>
+        <w:ind w:left="400"/>
+      </w:pPr>
+      <w:r>
+        <w:rPr>
+          <w:rFonts w:ascii="Calibri" w:cs="Calibri" w:eastAsia="Calibri" w:hAnsi="Calibri"/>
+          <w:sz w:val="22"/>
+          <w:szCs w:val="22"/>
+        </w:rPr>
+        <w:t xml:space="preserve">a. A payment of </w:t>
+      </w:r>
+      <w:r>
+        <w:rPr>
+          <w:rFonts w:ascii="Calibri" w:cs="Calibri" w:eastAsia="Calibri" w:hAnsi="Calibri"/>
+          <w:b/>
+          <w:bCs/>
+          <w:sz w:val="22"/>
+          <w:szCs w:val="22"/>
+        </w:rPr>
+        <w:t xml:space="preserve">{{total_paid}} ({{total_paid_words}})</w:t>
+      </w:r>
+      <w:r>
+        <w:rPr>
+          <w:rFonts w:ascii="Calibri" w:cs="Calibri" w:eastAsia="Calibri" w:hAnsi="Calibri"/>
+          <w:sz w:val="22"/>
+          <w:szCs w:val="22"/>
+        </w:rPr>
+        <w:t xml:space="preserve"> has been made, the receipt of which the Vendor acknowledges.</w:t>
+      </w:r>
+    </w:p>
+    <w:p>
+      <w:pPr>
+        <w:spacing w:after="160" w:line="300"/>
+        <w:ind w:left="400"/>
+      </w:pPr>
+      <w:r>
+        <w:rPr>
+          <w:rFonts w:ascii="Calibri" w:cs="Calibri" w:eastAsia="Calibri" w:hAnsi="Calibri"/>
+          <w:sz w:val="22"/>
+          <w:szCs w:val="22"/>
+        </w:rPr>
+        <w:t xml:space="preserve">b. The balance of </w:t>
+      </w:r>
+      <w:r>
+        <w:rPr>
+          <w:rFonts w:ascii="Calibri" w:cs="Calibri" w:eastAsia="Calibri" w:hAnsi="Calibri"/>
+          <w:b/>
+          <w:bCs/>
+          <w:sz w:val="22"/>
+          <w:szCs w:val="22"/>
+        </w:rPr>
+        <w:t xml:space="preserve">{{balance}} ({{balance_words}})</w:t>
+      </w:r>
+      <w:r>
+        <w:rPr>
+          <w:rFonts w:ascii="Calibri" w:cs="Calibri" w:eastAsia="Calibri" w:hAnsi="Calibri"/>
+          <w:sz w:val="22"/>
+          <w:szCs w:val="22"/>
+        </w:rPr>
+        <w:t xml:space="preserve"> shall be paid within </w:t>
+      </w:r>
+      <w:r>
+        <w:rPr>
+          <w:rFonts w:ascii="Calibri" w:cs="Calibri" w:eastAsia="Calibri" w:hAnsi="Calibri"/>
+          <w:b/>
+          <w:bCs/>
+          <w:sz w:val="22"/>
+          <w:szCs w:val="22"/>
+        </w:rPr>
+        <w:t xml:space="preserve">{{duration_months}} ({{duration_months_words}})</w:t>
+      </w:r>
+      <w:r>
+        <w:rPr>
+          <w:rFonts w:ascii="Calibri" w:cs="Calibri" w:eastAsia="Calibri" w:hAnsi="Calibri"/>
+          <w:sz w:val="22"/>
+          <w:szCs w:val="22"/>
+        </w:rPr>
+        <w:t xml:space="preserve"> months from the date of this contract.</w:t>
+      </w:r>
+    </w:p>
+    <w:p>
+      <w:pPr>
+        <w:spacing w:after="160" w:line="300"/>
+      </w:pPr>
+      <w:r>
+        <w:rPr>
+          <w:rFonts w:ascii="Calibri" w:cs="Calibri" w:eastAsia="Calibri" w:hAnsi="Calibri"/>
+          <w:b/>
+          <w:bCs/>
+          <w:sz w:val="22"/>
+          <w:szCs w:val="22"/>
+        </w:rPr>
+        <w:t xml:space="preserve">2. THE VENDOR COVENANTS </w:t>
+      </w:r>
+      <w:r>
+        <w:rPr>
+          <w:rFonts w:ascii="Calibri" w:cs="Calibri" w:eastAsia="Calibri" w:hAnsi="Calibri"/>
+          <w:sz w:val="22"/>
+          <w:szCs w:val="22"/>
+        </w:rPr>
+        <w:t xml:space="preserve">that it has good title and authority to sell the land; that the land is free from any charge, dispute or prior sale; and that upon full payment it shall execute and hand over to the Purchaser the payment receipt, deed of assignment, provisional survey plan and all documents evidencing the transfer of ownership.</w:t>
+      </w:r>
+    </w:p>
+    <w:p>
+      <w:pPr>
+        <w:spacing w:after="160" w:line="300"/>
+      </w:pPr>
+      <w:r>
+        <w:rPr>
+          <w:rFonts w:ascii="Calibri" w:cs="Calibri" w:eastAsia="Calibri" w:hAnsi="Calibri"/>
+          <w:b/>
+          <w:bCs/>
+          <w:sz w:val="22"/>
+          <w:szCs w:val="22"/>
+        </w:rPr>
+        <w:t xml:space="preserve">3. THE PURCHASER COVENANTS </w:t>
+      </w:r>
+      <w:r>
+        <w:rPr>
+          <w:rFonts w:ascii="Calibri" w:cs="Calibri" w:eastAsia="Calibri" w:hAnsi="Calibri"/>
+          <w:sz w:val="22"/>
+          <w:szCs w:val="22"/>
+        </w:rPr>
+        <w:t xml:space="preserve">to use the land only for lawful purposes consistent with the estate regulations; not to erect any illegal structure; and, on any resale before completion, to inform the Vendor in writing and pay the applicable transfer processing fee.</w:t>
+      </w:r>
+    </w:p>
+    <w:p>
+      <w:pPr>
+        <w:spacing w:after="160" w:line="300"/>
+      </w:pPr>
+      <w:r>
+        <w:rPr>
+          <w:rFonts w:ascii="Calibri" w:cs="Calibri" w:eastAsia="Calibri" w:hAnsi="Calibri"/>
+          <w:b/>
+          <w:bCs/>
+          <w:sz w:val="22"/>
+          <w:szCs w:val="22"/>
+        </w:rPr>
+        <w:t xml:space="preserve">4. POSSESSION. </w:t>
+      </w:r>
+      <w:r>
+        <w:rPr>
+          <w:rFonts w:ascii="Calibri" w:cs="Calibri" w:eastAsia="Calibri" w:hAnsi="Calibri"/>
+          <w:sz w:val="22"/>
+          <w:szCs w:val="22"/>
+        </w:rPr>
+        <w:t xml:space="preserve">The Purchaser shall be deemed to have taken possession when the land is allocated to {{him_her}} by the Vendor, being plot/unit number(s) {{plot_numbers}}.</w:t>
+      </w:r>
+    </w:p>
+    <w:p>
+      <w:pPr>
+        <w:spacing w:after="160" w:line="300"/>
+      </w:pPr>
+      <w:r>
+        <w:rPr>
+          <w:rFonts w:ascii="Calibri" w:cs="Calibri" w:eastAsia="Calibri" w:hAnsi="Calibri"/>
+          <w:b/>
+          <w:bCs/>
+          <w:sz w:val="22"/>
+          <w:szCs w:val="22"/>
+        </w:rPr>
+        <w:t xml:space="preserve">5. DEFAULT. </w:t>
+      </w:r>
+      <w:r>
+        <w:rPr>
+          <w:rFonts w:ascii="Calibri" w:cs="Calibri" w:eastAsia="Calibri" w:hAnsi="Calibri"/>
+          <w:sz w:val="22"/>
+          <w:szCs w:val="22"/>
+        </w:rPr>
+        <w:t xml:space="preserve">If the Purchaser fails to pay an instalment within {{grace_days}} days of its due date, the Vendor shall send a written notice of default. Continued default entitles the Vendor to terminate this contract and reallocate the land in accordance with its refund policy.</w:t>
+      </w:r>
+    </w:p>
+    <w:p>
+      <w:pPr>
+        <w:spacing w:after="160" w:line="300"/>
+      </w:pPr>
+      <w:r>
+        <w:rPr>
+          <w:rFonts w:ascii="Calibri" w:cs="Calibri" w:eastAsia="Calibri" w:hAnsi="Calibri"/>
+          <w:b/>
+          <w:bCs/>
+          <w:sz w:val="22"/>
+          <w:szCs w:val="22"/>
+        </w:rPr>
+        <w:t xml:space="preserve">6. COMPLETION. </w:t>
+      </w:r>
+      <w:r>
+        <w:rPr>
+          <w:rFonts w:ascii="Calibri" w:cs="Calibri" w:eastAsia="Calibri" w:hAnsi="Calibri"/>
+          <w:sz w:val="22"/>
+          <w:szCs w:val="22"/>
+        </w:rPr>
+        <w:t xml:space="preserve">This sale shall be complete upon full payment, the execution of the deed of assignment and the issue of the survey documents.</w:t>
+      </w:r>
+    </w:p>
+    <w:p>
+      <w:pPr>
+        <w:spacing w:after="160" w:line="300"/>
+      </w:pPr>
+      <w:r>
+        <w:rPr>
+          <w:rFonts w:ascii="Calibri" w:cs="Calibri" w:eastAsia="Calibri" w:hAnsi="Calibri"/>
+          <w:b/>
+          <w:bCs/>
+          <w:sz w:val="22"/>
+          <w:szCs w:val="22"/>
+        </w:rPr>
+        <w:t xml:space="preserve">7. TERMINATION AND REFUND. </w:t>
+      </w:r>
+      <w:r>
+        <w:rPr>
+          <w:rFonts w:ascii="Calibri" w:cs="Calibri" w:eastAsia="Calibri" w:hAnsi="Calibri"/>
+          <w:sz w:val="22"/>
+          <w:szCs w:val="22"/>
+        </w:rPr>
+        <w:t xml:space="preserve">Refunds, where applicable, are subject to the Vendor's published refund policy and administrative charges, and shall bear no interest.</w:t>
+      </w:r>
+    </w:p>
+    <w:p>
+      <w:pPr>
+        <w:spacing w:after="160" w:line="300"/>
+      </w:pPr>
+      <w:r>
+        <w:rPr>
+          <w:rFonts w:ascii="Calibri" w:cs="Calibri" w:eastAsia="Calibri" w:hAnsi="Calibri"/>
+          <w:b/>
+          <w:bCs/>
+          <w:sz w:val="22"/>
+          <w:szCs w:val="22"/>
+        </w:rPr>
+        <w:t xml:space="preserve">8. DISPUTE RESOLUTION. </w:t>
+      </w:r>
+      <w:r>
+        <w:rPr>
+          <w:rFonts w:ascii="Calibri" w:cs="Calibri" w:eastAsia="Calibri" w:hAnsi="Calibri"/>
+          <w:sz w:val="22"/>
+          <w:szCs w:val="22"/>
+        </w:rPr>
+        <w:t xml:space="preserve">The parties shall resolve any dispute amicably, failing which it shall be referred to arbitration in accordance with the Arbitration and Mediation Act 2023.</w:t>
+      </w:r>
+    </w:p>
+    <w:p>
+      <w:pPr>
+        <w:spacing w:after="160" w:line="300"/>
+      </w:pPr>
+      <w:r>
+        <w:rPr>
+          <w:rFonts w:ascii="Calibri" w:cs="Calibri" w:eastAsia="Calibri" w:hAnsi="Calibri"/>
+          <w:b/>
+          <w:bCs/>
+          <w:sz w:val="22"/>
+          <w:szCs w:val="22"/>
+        </w:rPr>
+        <w:t xml:space="preserve">9. FORCE MAJEURE. </w:t>
+      </w:r>
+      <w:r>
+        <w:rPr>
+          <w:rFonts w:ascii="Calibri" w:cs="Calibri" w:eastAsia="Calibri" w:hAnsi="Calibri"/>
+          <w:sz w:val="22"/>
+          <w:szCs w:val="22"/>
+        </w:rPr>
+        <w:t xml:space="preserve">Neither party shall be liable for delay caused by events beyond its reasonable control, provided written notice is given within forty-five (45) days of the event.</w:t>
+      </w:r>
+    </w:p>
+    <w:p>
+      <w:pPr>
+        <w:spacing w:before="240"/>
+      </w:pPr>
+      <w:r>
+        <w:rPr>
+          <w:rFonts w:ascii="Calibri" w:cs="Calibri" w:eastAsia="Calibri" w:hAnsi="Calibri"/>
+          <w:b/>
+          <w:bCs/>
+          <w:sz w:val="22"/>
+          <w:szCs w:val="22"/>
+        </w:rPr>
+        <w:t xml:space="preserve">IN WITNESS WHEREOF</w:t>
+      </w:r>
+      <w:r>
+        <w:rPr>
+          <w:rFonts w:ascii="Calibri" w:cs="Calibri" w:eastAsia="Calibri" w:hAnsi="Calibri"/>
+          <w:sz w:val="22"/>
+          <w:szCs w:val="22"/>
+        </w:rPr>
+        <w:t xml:space="preserve"> the parties have executed this contract on the date first above written.</w:t>
+      </w:r>
+    </w:p>
+    <w:p>
+      <w:pPr>
+        <w:spacing w:after="160" w:line="300"/>
+      </w:pPr>
+      <w:r>
+        <w:rPr>
+          <w:rFonts w:ascii="Calibri" w:cs="Calibri" w:eastAsia="Calibri" w:hAnsi="Calibri"/>
+          <w:sz w:val="22"/>
+          <w:szCs w:val="22"/>
+        </w:rPr>
+        <w:t xml:space="preserve">The common seal of {{company_name}} (VENDOR) is affixed in the presence of:</w:t>
       </w:r>
     </w:p>
     <w:tbl>
@@ -359,7 +760,7 @@
                 <w:sz w:val="22"/>
                 <w:szCs w:val="22"/>
               </w:rPr>
-              <w:t xml:space="preserve">For the Vendor: {{company_name}}</w:t>
+              <w:t xml:space="preserve">DIRECTOR</w:t>
             </w:r>
           </w:p>
         </w:tc>
@@ -409,12 +810,174 @@
                 <w:sz w:val="22"/>
                 <w:szCs w:val="22"/>
               </w:rPr>
-              <w:t xml:space="preserve">The Purchaser: {{client_name}}</w:t>
+              <w:t xml:space="preserve">DIRECTOR / SECRETARY</w:t>
             </w:r>
           </w:p>
         </w:tc>
       </w:tr>
     </w:tbl>
+    <w:p>
+      <w:pPr>
+        <w:spacing w:before="400"/>
+      </w:pPr>
+      <w:r>
+        <w:rPr>
+          <w:rFonts w:ascii="Calibri" w:cs="Calibri" w:eastAsia="Calibri" w:hAnsi="Calibri"/>
+          <w:b/>
+          <w:bCs/>
+          <w:sz w:val="22"/>
+          <w:szCs w:val="22"/>
+        </w:rPr>
+        <w:t xml:space="preserve">SIGNED, SEALED AND DELIVERED BY THE WITHIN-NAMED PURCHASER</w:t>
+      </w:r>
+    </w:p>
+    <w:tbl>
+      <w:tblPr>
+        <w:tblW w:type="pct" w:w="5000"/>
+        <w:tblBorders>
+          <w:top w:val="single" w:color="auto" w:sz="4"/>
+          <w:left w:val="single" w:color="auto" w:sz="4"/>
+          <w:bottom w:val="single" w:color="auto" w:sz="4"/>
+          <w:right w:val="single" w:color="auto" w:sz="4"/>
+          <w:insideH w:val="single" w:color="auto" w:sz="4"/>
+          <w:insideV w:val="single" w:color="auto" w:sz="4"/>
+        </w:tblBorders>
+      </w:tblPr>
+      <w:tblGrid>
+        <w:gridCol w:w="4853"/>
+        <w:gridCol w:w="4853"/>
+      </w:tblGrid>
+      <w:tr>
+        <w:tc>
+          <w:tcPr>
+            <w:tcW w:type="pct" w:w="2500"/>
+            <w:tcBorders>
+              <w:top w:val="none"/>
+              <w:left w:val="none"/>
+              <w:bottom w:val="none"/>
+              <w:right w:val="none"/>
+            </w:tcBorders>
+          </w:tcPr>
+          <w:p>
+            <w:pPr>
+              <w:spacing w:after="0" w:before="600"/>
+            </w:pPr>
+            <w:r>
+              <w:rPr>
+                <w:rFonts w:ascii="Calibri" w:cs="Calibri" w:eastAsia="Calibri" w:hAnsi="Calibri"/>
+                <w:sz w:val="22"/>
+                <w:szCs w:val="22"/>
+              </w:rPr>
+              <w:t xml:space="preserve"> </w:t>
+            </w:r>
+          </w:p>
+          <w:p>
+            <w:pPr>
+              <w:spacing w:after="40"/>
+            </w:pPr>
+            <w:r>
+              <w:rPr>
+                <w:rFonts w:ascii="Calibri" w:cs="Calibri" w:eastAsia="Calibri" w:hAnsi="Calibri"/>
+                <w:sz w:val="22"/>
+                <w:szCs w:val="22"/>
+              </w:rPr>
+              <w:t xml:space="preserve">______________________________</w:t>
+            </w:r>
+          </w:p>
+          <w:p>
+            <w:pPr>
+              <w:spacing w:after="160" w:line="300"/>
+            </w:pPr>
+            <w:r>
+              <w:rPr>
+                <w:rFonts w:ascii="Calibri" w:cs="Calibri" w:eastAsia="Calibri" w:hAnsi="Calibri"/>
+                <w:sz w:val="22"/>
+                <w:szCs w:val="22"/>
+              </w:rPr>
+              <w:t xml:space="preserve">{{client_name_upper}}</w:t>
+            </w:r>
+          </w:p>
+        </w:tc>
+        <w:tc>
+          <w:tcPr>
+            <w:tcW w:type="pct" w:w="2500"/>
+            <w:tcBorders>
+              <w:top w:val="none"/>
+              <w:left w:val="none"/>
+              <w:bottom w:val="none"/>
+              <w:right w:val="none"/>
+            </w:tcBorders>
+          </w:tcPr>
+          <w:p>
+            <w:pPr>
+              <w:spacing w:after="160" w:line="300"/>
+            </w:pPr>
+            <w:r>
+              <w:rPr>
+                <w:rFonts w:ascii="Calibri" w:cs="Calibri" w:eastAsia="Calibri" w:hAnsi="Calibri"/>
+                <w:sz w:val="22"/>
+                <w:szCs w:val="22"/>
+              </w:rPr>
+              <w:t xml:space="preserve"> </w:t>
+            </w:r>
+          </w:p>
+        </w:tc>
+      </w:tr>
+    </w:tbl>
+    <w:p>
+      <w:pPr>
+        <w:spacing w:before="240"/>
+      </w:pPr>
+      <w:r>
+        <w:rPr>
+          <w:rFonts w:ascii="Calibri" w:cs="Calibri" w:eastAsia="Calibri" w:hAnsi="Calibri"/>
+          <w:b/>
+          <w:bCs/>
+          <w:sz w:val="22"/>
+          <w:szCs w:val="22"/>
+        </w:rPr>
+        <w:t xml:space="preserve">IN THE PRESENCE OF:</w:t>
+      </w:r>
+    </w:p>
+    <w:p>
+      <w:pPr>
+        <w:spacing w:after="160" w:line="300"/>
+      </w:pPr>
+      <w:r>
+        <w:rPr>
+          <w:rFonts w:ascii="Calibri" w:cs="Calibri" w:eastAsia="Calibri" w:hAnsi="Calibri"/>
+          <w:sz w:val="22"/>
+          <w:szCs w:val="22"/>
+        </w:rPr>
+        <w:t xml:space="preserve">Name: ………………………………………………………………………</w:t>
+      </w:r>
+    </w:p>
+    <w:p>
+      <w:pPr>
+        <w:spacing w:after="160" w:line="300"/>
+      </w:pPr>
+      <w:r>
+        <w:rPr>
+          <w:rFonts w:ascii="Calibri" w:cs="Calibri" w:eastAsia="Calibri" w:hAnsi="Calibri"/>
+          <w:sz w:val="22"/>
+          <w:szCs w:val="22"/>
+        </w:rPr>
+        <w:t xml:space="preserve">Address: ……………………………………………………………………</w:t>
+      </w:r>
+    </w:p>
+    <w:p>
+      <w:pPr>
+        <w:spacing w:after="160" w:line="300"/>
+      </w:pPr>
+      <w:r>
+        <w:rPr>
+          <w:rFonts w:ascii="Calibri" w:cs="Calibri" w:eastAsia="Calibri" w:hAnsi="Calibri"/>
+          <w:sz w:val="22"/>
+          <w:szCs w:val="22"/>
+        </w:rPr>
+        <w:t xml:space="preserve">Occupation: …………………………………  Signature: ……………………………</w:t>
+      </w:r>
+    </w:p>
     <w:p>
       <w:pPr>
         <w:spacing w:before="400"/>
